--- a/Proposal Template DSPRO1.docx
+++ b/Proposal Template DSPRO1.docx
@@ -6,50 +6,36 @@
       <w:pPr>
         <w:pStyle w:val="Title"/>
         <w:rPr>
-          <w:lang w:val="de-CH"/>
+          <w:lang w:val="en-GB"/>
         </w:rPr>
       </w:pPr>
       <w:r>
         <w:rPr>
-          <w:lang w:val="de-CH"/>
-        </w:rPr>
-        <w:t xml:space="preserve">PROPOSAL </w:t>
-      </w:r>
-      <w:proofErr w:type="spellStart"/>
-      <w:r>
-        <w:rPr>
-          <w:lang w:val="de-CH"/>
-        </w:rPr>
-        <w:t>for</w:t>
-      </w:r>
-      <w:proofErr w:type="spellEnd"/>
-      <w:r>
-        <w:rPr>
-          <w:lang w:val="de-CH"/>
-        </w:rPr>
-        <w:t xml:space="preserve"> DSPRO</w:t>
-      </w:r>
-      <w:r>
-        <w:rPr>
-          <w:lang w:val="de-CH"/>
+          <w:lang w:val="en-GB"/>
+        </w:rPr>
+        <w:t>PROPOSAL for DSPRO</w:t>
+      </w:r>
+      <w:r>
+        <w:rPr>
+          <w:lang w:val="en-GB"/>
         </w:rPr>
         <w:t>1</w:t>
       </w:r>
       <w:r>
         <w:rPr>
-          <w:lang w:val="de-CH"/>
+          <w:lang w:val="en-GB"/>
         </w:rPr>
         <w:t xml:space="preserve"> </w:t>
       </w:r>
       <w:r>
         <w:rPr>
-          <w:lang w:val="de-CH"/>
+          <w:lang w:val="en-GB"/>
         </w:rPr>
         <w:t>H</w:t>
       </w:r>
       <w:r>
         <w:rPr>
-          <w:lang w:val="de-CH"/>
+          <w:lang w:val="en-GB"/>
         </w:rPr>
         <w:t>S25</w:t>
       </w:r>
@@ -57,7 +43,7 @@
     <w:p>
       <w:pPr>
         <w:rPr>
-          <w:lang w:val="de-CH"/>
+          <w:lang w:val="en-GB"/>
         </w:rPr>
       </w:pPr>
     </w:p>
@@ -65,20 +51,20 @@
       <w:pPr>
         <w:pStyle w:val="Title"/>
         <w:rPr>
-          <w:lang w:val="de-CH"/>
+          <w:lang w:val="en-GB"/>
         </w:rPr>
       </w:pPr>
       <w:r>
         <w:rPr>
-          <w:lang w:val="de-CH"/>
-        </w:rPr>
-        <w:t>&lt;PROJECT TITLE&gt;</w:t>
+          <w:lang w:val="en-GB"/>
+        </w:rPr>
+        <w:t>Document Classifier</w:t>
       </w:r>
     </w:p>
     <w:p>
       <w:pPr>
         <w:rPr>
-          <w:lang w:val="de-CH"/>
+          <w:lang w:val="en-GB"/>
         </w:rPr>
       </w:pPr>
     </w:p>
@@ -86,124 +72,287 @@
       <w:pPr>
         <w:pStyle w:val="Heading1"/>
         <w:rPr>
-          <w:lang w:val="de-CH"/>
+          <w:lang w:val="en-GB"/>
         </w:rPr>
       </w:pPr>
       <w:r>
         <w:rPr>
-          <w:lang w:val="de-CH"/>
+          <w:lang w:val="en-GB"/>
         </w:rPr>
         <w:t>Group Members</w:t>
+      </w:r>
+    </w:p>
+    <w:p>
+      <w:pPr>
+        <w:pStyle w:val="NoSpacing"/>
+        <w:rPr>
+          <w:lang w:val="en-GB"/>
+        </w:rPr>
+      </w:pPr>
+      <w:r>
+        <w:rPr>
+          <w:lang w:val="en-GB"/>
+        </w:rPr>
+        <w:t xml:space="preserve">Godovskii Viacheslav </w:t>
+      </w:r>
+      <w:proofErr w:type="gramStart"/>
+      <w:r>
+        <w:rPr>
+          <w:lang w:val="en-GB"/>
+        </w:rPr>
+        <w:t>I.BSCAIML</w:t>
+      </w:r>
+      <w:proofErr w:type="gramEnd"/>
+      <w:r>
+        <w:rPr>
+          <w:lang w:val="en-GB"/>
+        </w:rPr>
+        <w:t>_F23.2201</w:t>
+      </w:r>
+    </w:p>
+    <w:p>
+      <w:r>
+        <w:rPr>
+          <w:lang w:val="en-GB"/>
+        </w:rPr>
+        <w:t xml:space="preserve">Gonzalez Diego </w:t>
+      </w:r>
+      <w:proofErr w:type="gramStart"/>
+      <w:r>
+        <w:rPr>
+          <w:lang w:val="en-GB"/>
+        </w:rPr>
+        <w:t>I.BSCAIML</w:t>
+      </w:r>
+      <w:proofErr w:type="gramEnd"/>
+      <w:r>
+        <w:rPr>
+          <w:lang w:val="en-GB"/>
+        </w:rPr>
+        <w:t>_F23.2201</w:t>
+      </w:r>
+      <w:r>
+        <w:rPr>
+          <w:lang w:val="en-GB"/>
+        </w:rPr>
+        <w:br/>
+      </w:r>
+      <w:r>
+        <w:t xml:space="preserve">Häusler Kevin </w:t>
+      </w:r>
+      <w:proofErr w:type="gramStart"/>
+      <w:r>
+        <w:t>I.BSCAIML</w:t>
+      </w:r>
+      <w:proofErr w:type="gramEnd"/>
+      <w:r>
+        <w:t>.2301</w:t>
+      </w:r>
+    </w:p>
+    <w:p/>
+    <w:p>
+      <w:pPr>
+        <w:pStyle w:val="Heading1"/>
+        <w:rPr>
+          <w:lang w:val="en-GB"/>
+        </w:rPr>
+      </w:pPr>
+      <w:r>
+        <w:rPr>
+          <w:lang w:val="en-GB"/>
+        </w:rPr>
+        <w:t>Short Project Description</w:t>
+      </w:r>
+    </w:p>
+    <w:p>
+      <w:pPr>
+        <w:pStyle w:val="NoSpacing"/>
+        <w:rPr>
+          <w:lang w:val="en-GB"/>
+        </w:rPr>
+      </w:pPr>
+      <w:r>
+        <w:rPr>
+          <w:lang w:val="en-GB"/>
+        </w:rPr>
+        <w:t xml:space="preserve">We aim to create a document classifier that can classify about 10 different document types that are used in </w:t>
+      </w:r>
+      <w:commentRangeStart w:id="0"/>
+      <w:r>
+        <w:rPr>
+          <w:lang w:val="en-GB"/>
+        </w:rPr>
+        <w:t>a business consulting/trustee/fiduciary company.</w:t>
+      </w:r>
+      <w:commentRangeEnd w:id="0"/>
+      <w:r>
+        <w:rPr>
+          <w:rStyle w:val="CommentReference"/>
+        </w:rPr>
+        <w:commentReference w:id="0"/>
       </w:r>
     </w:p>
     <w:p>
       <w:pPr>
         <w:pStyle w:val="Heading1"/>
         <w:rPr>
-          <w:lang w:val="de-CH"/>
+          <w:lang w:val="en-GB"/>
+        </w:rPr>
+      </w:pPr>
+      <w:r>
+        <w:rPr>
+          <w:lang w:val="en-GB"/>
+        </w:rPr>
+        <w:t>Data Description</w:t>
+      </w:r>
+    </w:p>
+    <w:p>
+      <w:pPr>
+        <w:pStyle w:val="NoSpacing"/>
+        <w:rPr>
+          <w:lang w:val="en-GB"/>
+        </w:rPr>
+      </w:pPr>
+      <w:r>
+        <w:rPr>
+          <w:lang w:val="en-GB"/>
+        </w:rPr>
+        <w:t xml:space="preserve">We will use the RVL-CDIP Dataset </w:t>
+      </w:r>
+      <w:hyperlink r:id="rId11" w:history="1">
+        <w:r>
+          <w:rPr>
+            <w:rStyle w:val="Hyperlink"/>
+            <w:lang w:val="en-GB"/>
+          </w:rPr>
+          <w:t>https://adamharley.com/rvl-cdip/</w:t>
+        </w:r>
+      </w:hyperlink>
+      <w:r>
+        <w:rPr>
+          <w:lang w:val="en-GB"/>
+        </w:rPr>
+        <w:t xml:space="preserve"> and/or create our own mock data based on templates like UBS Banking statements.</w:t>
+      </w:r>
+    </w:p>
+    <w:p>
+      <w:pPr>
+        <w:pStyle w:val="Heading1"/>
+        <w:rPr>
+          <w:lang w:val="en-GB"/>
+        </w:rPr>
+      </w:pPr>
+      <w:r>
+        <w:rPr>
+          <w:lang w:val="en-GB"/>
+        </w:rPr>
+        <w:t>Cloud Service Integration</w:t>
+      </w:r>
+    </w:p>
+    <w:p>
+      <w:pPr>
+        <w:pStyle w:val="NoSpacing"/>
+        <w:rPr>
+          <w:lang w:val="en-GB"/>
+        </w:rPr>
+      </w:pPr>
+      <w:r>
+        <w:rPr>
+          <w:lang w:val="en-GB"/>
+        </w:rPr>
+        <w:t xml:space="preserve">We do not plan to use any cloud service for this project; we will however check out the azure document intelligence stack. </w:t>
+      </w:r>
+    </w:p>
+    <w:p>
+      <w:pPr>
+        <w:pStyle w:val="NoSpacing"/>
+        <w:rPr>
+          <w:lang w:val="en-GB"/>
         </w:rPr>
       </w:pPr>
     </w:p>
     <w:p>
       <w:pPr>
-        <w:pStyle w:val="Heading1"/>
-        <w:rPr>
-          <w:lang w:val="de-CH"/>
+        <w:pStyle w:val="NoSpacing"/>
+        <w:rPr>
+          <w:lang w:val="en-GB"/>
         </w:rPr>
       </w:pPr>
       <w:r>
         <w:rPr>
-          <w:lang w:val="de-CH"/>
-        </w:rPr>
-        <w:t>Short Project Description</w:t>
+          <w:lang w:val="en-GB"/>
+        </w:rPr>
+        <w:t>Our project itself will expose an API that can be integrated in various software or cloud services.</w:t>
       </w:r>
     </w:p>
     <w:p>
       <w:pPr>
         <w:pStyle w:val="Heading1"/>
         <w:rPr>
-          <w:lang w:val="de-CH"/>
+          <w:lang w:val="en-GB"/>
         </w:rPr>
       </w:pPr>
+      <w:r>
+        <w:rPr>
+          <w:lang w:val="en-GB"/>
+        </w:rPr>
+        <w:t>Kanban Tool</w:t>
+      </w:r>
+    </w:p>
+    <w:p>
+      <w:pPr>
+        <w:pStyle w:val="NoSpacing"/>
+        <w:rPr>
+          <w:lang w:val="en-GB"/>
+        </w:rPr>
+      </w:pPr>
+      <w:r>
+        <w:rPr>
+          <w:lang w:val="en-GB"/>
+        </w:rPr>
+        <w:t>Teams and or GitHub.</w:t>
+      </w:r>
     </w:p>
     <w:p>
       <w:pPr>
         <w:pStyle w:val="Heading1"/>
         <w:rPr>
-          <w:lang w:val="de-CH"/>
+          <w:lang w:val="en-GB"/>
         </w:rPr>
       </w:pPr>
       <w:r>
         <w:rPr>
-          <w:lang w:val="de-CH"/>
-        </w:rPr>
-        <w:t>Data Description</w:t>
+          <w:lang w:val="en-GB"/>
+        </w:rPr>
+        <w:t>Experiment Tracking Tool</w:t>
       </w:r>
     </w:p>
     <w:p>
       <w:pPr>
-        <w:pStyle w:val="Heading1"/>
-        <w:rPr>
-          <w:lang w:val="de-CH"/>
+        <w:pStyle w:val="NoSpacing"/>
+        <w:rPr>
+          <w:lang w:val="en-GB"/>
         </w:rPr>
       </w:pPr>
-    </w:p>
-    <w:p>
-      <w:pPr>
-        <w:pStyle w:val="Heading1"/>
-        <w:rPr>
-          <w:lang w:val="de-CH"/>
-        </w:rPr>
-      </w:pPr>
-      <w:r>
-        <w:rPr>
-          <w:lang w:val="de-CH"/>
-        </w:rPr>
-        <w:t>Cloud Service Integration</w:t>
-      </w:r>
-    </w:p>
-    <w:p>
-      <w:pPr>
-        <w:pStyle w:val="Heading1"/>
-        <w:rPr>
-          <w:lang w:val="de-CH"/>
-        </w:rPr>
-      </w:pPr>
-    </w:p>
-    <w:p>
-      <w:pPr>
-        <w:pStyle w:val="Heading1"/>
-        <w:rPr>
-          <w:lang w:val="de-CH"/>
-        </w:rPr>
-      </w:pPr>
-      <w:r>
-        <w:rPr>
-          <w:lang w:val="de-CH"/>
-        </w:rPr>
-        <w:t>Kanban Tool</w:t>
-      </w:r>
-    </w:p>
-    <w:p>
-      <w:pPr>
-        <w:pStyle w:val="Heading1"/>
-        <w:rPr>
-          <w:lang w:val="de-CH"/>
-        </w:rPr>
-      </w:pPr>
-    </w:p>
-    <w:p>
-      <w:pPr>
-        <w:pStyle w:val="Heading1"/>
-        <w:rPr>
-          <w:lang w:val="de-CH"/>
-        </w:rPr>
-      </w:pPr>
-      <w:r>
-        <w:rPr>
-          <w:lang w:val="de-CH"/>
-        </w:rPr>
-        <w:t>Experiment Tracking Tool</w:t>
+      <w:r>
+        <w:rPr>
+          <w:lang w:val="en-GB"/>
+        </w:rPr>
+        <w:t xml:space="preserve">We might try out </w:t>
+      </w:r>
+      <w:proofErr w:type="spellStart"/>
+      <w:r>
+        <w:rPr>
+          <w:lang w:val="en-GB"/>
+        </w:rPr>
+        <w:t>ClearML</w:t>
+      </w:r>
+      <w:proofErr w:type="spellEnd"/>
+      <w:r>
+        <w:rPr>
+          <w:lang w:val="en-GB"/>
+        </w:rPr>
+        <w:t xml:space="preserve"> for this project. Or manually track Weights and Biases.</w:t>
       </w:r>
     </w:p>
     <w:sectPr>
@@ -216,6 +365,53 @@
 </w:document>
 </file>
 
+<file path=word/comments.xml><?xml version="1.0" encoding="utf-8"?>
+<w:comments xmlns:wpc="http://schemas.microsoft.com/office/word/2010/wordprocessingCanvas" xmlns:cx="http://schemas.microsoft.com/office/drawing/2014/chartex" xmlns:cx1="http://schemas.microsoft.com/office/drawing/2015/9/8/chartex" xmlns:cx2="http://schemas.microsoft.com/office/drawing/2015/10/21/chartex" xmlns:cx3="http://schemas.microsoft.com/office/drawing/2016/5/9/chartex" xmlns:cx4="http://schemas.microsoft.com/office/drawing/2016/5/10/chartex" xmlns:cx5="http://schemas.microsoft.com/office/drawing/2016/5/11/chartex" xmlns:cx6="http://schemas.microsoft.com/office/drawing/2016/5/12/chartex" xmlns:cx7="http://schemas.microsoft.com/office/drawing/2016/5/13/chartex" xmlns:cx8="http://schemas.microsoft.com/office/drawing/2016/5/14/chartex" xmlns:mc="http://schemas.openxmlformats.org/markup-compatibility/2006" xmlns:aink="http://schemas.microsoft.com/office/drawing/2016/ink" xmlns:am3d="http://schemas.microsoft.com/office/drawing/2017/model3d" xmlns:o="urn:schemas-microsoft-com:office:office" xmlns:oel="http://schemas.microsoft.com/office/2019/extlst" xmlns:r="http://schemas.openxmlformats.org/officeDocument/2006/relationships" xmlns:m="http://schemas.openxmlformats.org/officeDocument/2006/math" xmlns:v="urn:schemas-microsoft-com:vml" xmlns:wp14="http://schemas.microsoft.com/office/word/2010/wordprocessingDrawing" xmlns:wp="http://schemas.openxmlformats.org/drawingml/2006/wordprocessingDrawing" xmlns:w10="urn:schemas-microsoft-com:office:word" xmlns:w="http://schemas.openxmlformats.org/wordprocessingml/2006/main" xmlns:w14="http://schemas.microsoft.com/office/word/2010/wordml" xmlns:w15="http://schemas.microsoft.com/office/word/2012/wordml" xmlns:w16cex="http://schemas.microsoft.com/office/word/2018/wordml/cex" xmlns:w16cid="http://schemas.microsoft.com/office/word/2016/wordml/cid" xmlns:w16="http://schemas.microsoft.com/office/word/2018/wordml" xmlns:w16du="http://schemas.microsoft.com/office/word/2023/wordml/word16du" xmlns:w16sdtdh="http://schemas.microsoft.com/office/word/2020/wordml/sdtdatahash" xmlns:w16sdtfl="http://schemas.microsoft.com/office/word/2024/wordml/sdtformatlock" xmlns:w16se="http://schemas.microsoft.com/office/word/2015/wordml/symex" xmlns:wpg="http://schemas.microsoft.com/office/word/2010/wordprocessingGroup" xmlns:wpi="http://schemas.microsoft.com/office/word/2010/wordprocessingInk" xmlns:wne="http://schemas.microsoft.com/office/word/2006/wordml" xmlns:wps="http://schemas.microsoft.com/office/word/2010/wordprocessingShape" mc:Ignorable="w14 w15 w16se w16cid w16 w16cex w16sdtdh w16sdtfl w16du wp14">
+  <w:comment w:id="0" w:author="Kevin Häusler" w:date="2025-09-27T13:37:00Z" w:initials="KH">
+    <w:p>
+      <w:pPr>
+        <w:pStyle w:val="CommentText"/>
+      </w:pPr>
+      <w:r>
+        <w:rPr>
+          <w:rStyle w:val="CommentReference"/>
+        </w:rPr>
+        <w:annotationRef/>
+      </w:r>
+      <w:r>
+        <w:t>Edit</w:t>
+      </w:r>
+    </w:p>
+  </w:comment>
+</w:comments>
+</file>
+
+<file path=word/commentsExtended.xml><?xml version="1.0" encoding="utf-8"?>
+<w15:commentsEx xmlns:wpc="http://schemas.microsoft.com/office/word/2010/wordprocessingCanvas" xmlns:cx="http://schemas.microsoft.com/office/drawing/2014/chartex" xmlns:cx1="http://schemas.microsoft.com/office/drawing/2015/9/8/chartex" xmlns:cx2="http://schemas.microsoft.com/office/drawing/2015/10/21/chartex" xmlns:cx3="http://schemas.microsoft.com/office/drawing/2016/5/9/chartex" xmlns:cx4="http://schemas.microsoft.com/office/drawing/2016/5/10/chartex" xmlns:cx5="http://schemas.microsoft.com/office/drawing/2016/5/11/chartex" xmlns:cx6="http://schemas.microsoft.com/office/drawing/2016/5/12/chartex" xmlns:cx7="http://schemas.microsoft.com/office/drawing/2016/5/13/chartex" xmlns:cx8="http://schemas.microsoft.com/office/drawing/2016/5/14/chartex" xmlns:mc="http://schemas.openxmlformats.org/markup-compatibility/2006" xmlns:aink="http://schemas.microsoft.com/office/drawing/2016/ink" xmlns:am3d="http://schemas.microsoft.com/office/drawing/2017/model3d" xmlns:o="urn:schemas-microsoft-com:office:office" xmlns:oel="http://schemas.microsoft.com/office/2019/extlst" xmlns:r="http://schemas.openxmlformats.org/officeDocument/2006/relationships" xmlns:m="http://schemas.openxmlformats.org/officeDocument/2006/math" xmlns:v="urn:schemas-microsoft-com:vml" xmlns:wp14="http://schemas.microsoft.com/office/word/2010/wordprocessingDrawing" xmlns:wp="http://schemas.openxmlformats.org/drawingml/2006/wordprocessingDrawing" xmlns:w10="urn:schemas-microsoft-com:office:word" xmlns:w="http://schemas.openxmlformats.org/wordprocessingml/2006/main" xmlns:w14="http://schemas.microsoft.com/office/word/2010/wordml" xmlns:w15="http://schemas.microsoft.com/office/word/2012/wordml" xmlns:w16cex="http://schemas.microsoft.com/office/word/2018/wordml/cex" xmlns:w16cid="http://schemas.microsoft.com/office/word/2016/wordml/cid" xmlns:w16="http://schemas.microsoft.com/office/word/2018/wordml" xmlns:w16du="http://schemas.microsoft.com/office/word/2023/wordml/word16du" xmlns:w16sdtdh="http://schemas.microsoft.com/office/word/2020/wordml/sdtdatahash" xmlns:w16sdtfl="http://schemas.microsoft.com/office/word/2024/wordml/sdtformatlock" xmlns:w16se="http://schemas.microsoft.com/office/word/2015/wordml/symex" xmlns:wpg="http://schemas.microsoft.com/office/word/2010/wordprocessingGroup" xmlns:wpi="http://schemas.microsoft.com/office/word/2010/wordprocessingInk" xmlns:wne="http://schemas.microsoft.com/office/word/2006/wordml" xmlns:wps="http://schemas.microsoft.com/office/word/2010/wordprocessingShape" mc:Ignorable="w14 w15 w16se w16cid w16 w16cex w16sdtdh w16sdtfl w16du wp14">
+  <w15:commentEx w15:paraId="01AB6402" w15:done="1"/>
+</w15:commentsEx>
+</file>
+
+<file path=word/commentsExtensible.xml><?xml version="1.0" encoding="utf-8"?>
+<w16cex:commentsExtensible xmlns:wpc="http://schemas.microsoft.com/office/word/2010/wordprocessingCanvas" xmlns:cx="http://schemas.microsoft.com/office/drawing/2014/chartex" xmlns:cx1="http://schemas.microsoft.com/office/drawing/2015/9/8/chartex" xmlns:cx2="http://schemas.microsoft.com/office/drawing/2015/10/21/chartex" xmlns:cx3="http://schemas.microsoft.com/office/drawing/2016/5/9/chartex" xmlns:cx4="http://schemas.microsoft.com/office/drawing/2016/5/10/chartex" xmlns:cx5="http://schemas.microsoft.com/office/drawing/2016/5/11/chartex" xmlns:cx6="http://schemas.microsoft.com/office/drawing/2016/5/12/chartex" xmlns:cx7="http://schemas.microsoft.com/office/drawing/2016/5/13/chartex" xmlns:cx8="http://schemas.microsoft.com/office/drawing/2016/5/14/chartex" xmlns:cr="http://schemas.microsoft.com/office/comments/2020/reactions" xmlns:mc="http://schemas.openxmlformats.org/markup-compatibility/2006" xmlns:aink="http://schemas.microsoft.com/office/drawing/2016/ink" xmlns:am3d="http://schemas.microsoft.com/office/drawing/2017/model3d" xmlns:o="urn:schemas-microsoft-com:office:office" xmlns:oel="http://schemas.microsoft.com/office/2019/extlst" xmlns:r="http://schemas.openxmlformats.org/officeDocument/2006/relationships" xmlns:m="http://schemas.openxmlformats.org/officeDocument/2006/math" xmlns:v="urn:schemas-microsoft-com:vml" xmlns:wp14="http://schemas.microsoft.com/office/word/2010/wordprocessingDrawing" xmlns:wp="http://schemas.openxmlformats.org/drawingml/2006/wordprocessingDrawing" xmlns:w10="urn:schemas-microsoft-com:office:word" xmlns:w="http://schemas.openxmlformats.org/wordprocessingml/2006/main" xmlns:w14="http://schemas.microsoft.com/office/word/2010/wordml" xmlns:w15="http://schemas.microsoft.com/office/word/2012/wordml" xmlns:w16cex="http://schemas.microsoft.com/office/word/2018/wordml/cex" xmlns:w16cid="http://schemas.microsoft.com/office/word/2016/wordml/cid" xmlns:w16="http://schemas.microsoft.com/office/word/2018/wordml" xmlns:w16du="http://schemas.microsoft.com/office/word/2023/wordml/word16du" xmlns:w16sdtdh="http://schemas.microsoft.com/office/word/2020/wordml/sdtdatahash" xmlns:w16sdtfl="http://schemas.microsoft.com/office/word/2024/wordml/sdtformatlock" xmlns:w16se="http://schemas.microsoft.com/office/word/2015/wordml/symex" xmlns:wpg="http://schemas.microsoft.com/office/word/2010/wordprocessingGroup" xmlns:wpi="http://schemas.microsoft.com/office/word/2010/wordprocessingInk" xmlns:wne="http://schemas.microsoft.com/office/word/2006/wordml" xmlns:wps="http://schemas.microsoft.com/office/word/2010/wordprocessingShape" mc:Ignorable="w14 w15 w16se w16cid w16 w16cex w16sdtdh w16sdtfl cr w16du wp14">
+  <w16cex:commentExtensible w16cex:durableId="5B94B773" w16cex:dateUtc="2025-09-27T11:37:00Z"/>
+</w16cex:commentsExtensible>
+</file>
+
+<file path=word/commentsIds.xml><?xml version="1.0" encoding="utf-8"?>
+<w16cid:commentsIds xmlns:wpc="http://schemas.microsoft.com/office/word/2010/wordprocessingCanvas" xmlns:cx="http://schemas.microsoft.com/office/drawing/2014/chartex" xmlns:cx1="http://schemas.microsoft.com/office/drawing/2015/9/8/chartex" xmlns:cx2="http://schemas.microsoft.com/office/drawing/2015/10/21/chartex" xmlns:cx3="http://schemas.microsoft.com/office/drawing/2016/5/9/chartex" xmlns:cx4="http://schemas.microsoft.com/office/drawing/2016/5/10/chartex" xmlns:cx5="http://schemas.microsoft.com/office/drawing/2016/5/11/chartex" xmlns:cx6="http://schemas.microsoft.com/office/drawing/2016/5/12/chartex" xmlns:cx7="http://schemas.microsoft.com/office/drawing/2016/5/13/chartex" xmlns:cx8="http://schemas.microsoft.com/office/drawing/2016/5/14/chartex" xmlns:mc="http://schemas.openxmlformats.org/markup-compatibility/2006" xmlns:aink="http://schemas.microsoft.com/office/drawing/2016/ink" xmlns:am3d="http://schemas.microsoft.com/office/drawing/2017/model3d" xmlns:o="urn:schemas-microsoft-com:office:office" xmlns:oel="http://schemas.microsoft.com/office/2019/extlst" xmlns:r="http://schemas.openxmlformats.org/officeDocument/2006/relationships" xmlns:m="http://schemas.openxmlformats.org/officeDocument/2006/math" xmlns:v="urn:schemas-microsoft-com:vml" xmlns:wp14="http://schemas.microsoft.com/office/word/2010/wordprocessingDrawing" xmlns:wp="http://schemas.openxmlformats.org/drawingml/2006/wordprocessingDrawing" xmlns:w10="urn:schemas-microsoft-com:office:word" xmlns:w="http://schemas.openxmlformats.org/wordprocessingml/2006/main" xmlns:w14="http://schemas.microsoft.com/office/word/2010/wordml" xmlns:w15="http://schemas.microsoft.com/office/word/2012/wordml" xmlns:w16cex="http://schemas.microsoft.com/office/word/2018/wordml/cex" xmlns:w16cid="http://schemas.microsoft.com/office/word/2016/wordml/cid" xmlns:w16="http://schemas.microsoft.com/office/word/2018/wordml" xmlns:w16du="http://schemas.microsoft.com/office/word/2023/wordml/word16du" xmlns:w16sdtdh="http://schemas.microsoft.com/office/word/2020/wordml/sdtdatahash" xmlns:w16sdtfl="http://schemas.microsoft.com/office/word/2024/wordml/sdtformatlock" xmlns:w16se="http://schemas.microsoft.com/office/word/2015/wordml/symex" xmlns:wpg="http://schemas.microsoft.com/office/word/2010/wordprocessingGroup" xmlns:wpi="http://schemas.microsoft.com/office/word/2010/wordprocessingInk" xmlns:wne="http://schemas.microsoft.com/office/word/2006/wordml" xmlns:wps="http://schemas.microsoft.com/office/word/2010/wordprocessingShape" mc:Ignorable="w14 w15 w16se w16cid w16 w16cex w16sdtdh w16sdtfl w16du wp14">
+  <w16cid:commentId w16cid:paraId="01AB6402" w16cid:durableId="5B94B773"/>
+</w16cid:commentsIds>
+</file>
+
+<file path=word/people.xml><?xml version="1.0" encoding="utf-8"?>
+<w15:people xmlns:wpc="http://schemas.microsoft.com/office/word/2010/wordprocessingCanvas" xmlns:cx="http://schemas.microsoft.com/office/drawing/2014/chartex" xmlns:cx1="http://schemas.microsoft.com/office/drawing/2015/9/8/chartex" xmlns:cx2="http://schemas.microsoft.com/office/drawing/2015/10/21/chartex" xmlns:cx3="http://schemas.microsoft.com/office/drawing/2016/5/9/chartex" xmlns:cx4="http://schemas.microsoft.com/office/drawing/2016/5/10/chartex" xmlns:cx5="http://schemas.microsoft.com/office/drawing/2016/5/11/chartex" xmlns:cx6="http://schemas.microsoft.com/office/drawing/2016/5/12/chartex" xmlns:cx7="http://schemas.microsoft.com/office/drawing/2016/5/13/chartex" xmlns:cx8="http://schemas.microsoft.com/office/drawing/2016/5/14/chartex" xmlns:mc="http://schemas.openxmlformats.org/markup-compatibility/2006" xmlns:aink="http://schemas.microsoft.com/office/drawing/2016/ink" xmlns:am3d="http://schemas.microsoft.com/office/drawing/2017/model3d" xmlns:o="urn:schemas-microsoft-com:office:office" xmlns:oel="http://schemas.microsoft.com/office/2019/extlst" xmlns:r="http://schemas.openxmlformats.org/officeDocument/2006/relationships" xmlns:m="http://schemas.openxmlformats.org/officeDocument/2006/math" xmlns:v="urn:schemas-microsoft-com:vml" xmlns:wp14="http://schemas.microsoft.com/office/word/2010/wordprocessingDrawing" xmlns:wp="http://schemas.openxmlformats.org/drawingml/2006/wordprocessingDrawing" xmlns:w10="urn:schemas-microsoft-com:office:word" xmlns:w="http://schemas.openxmlformats.org/wordprocessingml/2006/main" xmlns:w14="http://schemas.microsoft.com/office/word/2010/wordml" xmlns:w15="http://schemas.microsoft.com/office/word/2012/wordml" xmlns:w16cex="http://schemas.microsoft.com/office/word/2018/wordml/cex" xmlns:w16cid="http://schemas.microsoft.com/office/word/2016/wordml/cid" xmlns:w16="http://schemas.microsoft.com/office/word/2018/wordml" xmlns:w16du="http://schemas.microsoft.com/office/word/2023/wordml/word16du" xmlns:w16sdtdh="http://schemas.microsoft.com/office/word/2020/wordml/sdtdatahash" xmlns:w16sdtfl="http://schemas.microsoft.com/office/word/2024/wordml/sdtformatlock" xmlns:w16se="http://schemas.microsoft.com/office/word/2015/wordml/symex" xmlns:wpg="http://schemas.microsoft.com/office/word/2010/wordprocessingGroup" xmlns:wpi="http://schemas.microsoft.com/office/word/2010/wordprocessingInk" xmlns:wne="http://schemas.microsoft.com/office/word/2006/wordml" xmlns:wps="http://schemas.microsoft.com/office/word/2010/wordprocessingShape" mc:Ignorable="w14 w15 w16se w16cid w16 w16cex w16sdtdh w16sdtfl w16du wp14">
+  <w15:person w15:author="Kevin Häusler">
+    <w15:presenceInfo w15:providerId="Windows Live" w15:userId="0bcaacec96c3f86b"/>
+  </w15:person>
+</w15:people>
+</file>
+
 <file path=word/styles.xml><?xml version="1.0" encoding="utf-8"?>
 <w:styles xmlns:mc="http://schemas.openxmlformats.org/markup-compatibility/2006" xmlns:r="http://schemas.openxmlformats.org/officeDocument/2006/relationships" xmlns:w="http://schemas.openxmlformats.org/wordprocessingml/2006/main" xmlns:w14="http://schemas.microsoft.com/office/word/2010/wordml" xmlns:w15="http://schemas.microsoft.com/office/word/2012/wordml" xmlns:w16cex="http://schemas.microsoft.com/office/word/2018/wordml/cex" xmlns:w16cid="http://schemas.microsoft.com/office/word/2016/wordml/cid" xmlns:w16="http://schemas.microsoft.com/office/word/2018/wordml" xmlns:w16du="http://schemas.microsoft.com/office/word/2023/wordml/word16du" xmlns:w16sdtdh="http://schemas.microsoft.com/office/word/2020/wordml/sdtdatahash" xmlns:w16sdtfl="http://schemas.microsoft.com/office/word/2024/wordml/sdtformatlock" xmlns:w16se="http://schemas.microsoft.com/office/word/2015/wordml/symex" mc:Ignorable="w14 w15 w16se w16cid w16 w16cex w16sdtdh w16sdtfl w16du">
   <w:docDefaults>
@@ -225,7 +421,7 @@
         <w:kern w:val="2"/>
         <w:sz w:val="24"/>
         <w:szCs w:val="24"/>
-        <w:lang w:eastAsia="en-US" w:bidi="ar-SA"/>
+        <w:lang w:val="en-CH" w:eastAsia="en-US" w:bidi="ar-SA"/>
         <w14:ligatures w14:val="standardContextual"/>
       </w:rPr>
     </w:rPrDefault>
@@ -813,7 +1009,6 @@
   <w:style w:type="character" w:default="1" w:styleId="DefaultParagraphFont">
     <w:name w:val="Default Paragraph Font"/>
     <w:uiPriority w:val="1"/>
-    <w:semiHidden/>
     <w:unhideWhenUsed/>
   </w:style>
   <w:style w:type="table" w:default="1" w:styleId="TableNormal">
@@ -1126,6 +1321,109 @@
       <w:smallCaps/>
       <w:color w:val="0F4761" w:themeColor="accent1" w:themeShade="BF"/>
       <w:spacing w:val="5"/>
+    </w:rPr>
+  </w:style>
+  <w:style w:type="paragraph" w:styleId="NoSpacing">
+    <w:name w:val="No Spacing"/>
+    <w:uiPriority w:val="1"/>
+    <w:qFormat/>
+    <w:rsid w:val="0090702F"/>
+  </w:style>
+  <w:style w:type="paragraph" w:styleId="NormalWeb">
+    <w:name w:val="Normal (Web)"/>
+    <w:basedOn w:val="Normal"/>
+    <w:uiPriority w:val="99"/>
+    <w:semiHidden/>
+    <w:unhideWhenUsed/>
+    <w:rsid w:val="0090702F"/>
+    <w:rPr>
+      <w:rFonts w:ascii="Times New Roman" w:hAnsi="Times New Roman" w:cs="Times New Roman"/>
+    </w:rPr>
+  </w:style>
+  <w:style w:type="character" w:styleId="CommentReference">
+    <w:name w:val="annotation reference"/>
+    <w:basedOn w:val="DefaultParagraphFont"/>
+    <w:uiPriority w:val="99"/>
+    <w:semiHidden/>
+    <w:unhideWhenUsed/>
+    <w:rsid w:val="0090702F"/>
+    <w:rPr>
+      <w:sz w:val="16"/>
+      <w:szCs w:val="16"/>
+    </w:rPr>
+  </w:style>
+  <w:style w:type="paragraph" w:styleId="CommentText">
+    <w:name w:val="annotation text"/>
+    <w:basedOn w:val="Normal"/>
+    <w:link w:val="CommentTextChar"/>
+    <w:uiPriority w:val="99"/>
+    <w:unhideWhenUsed/>
+    <w:rsid w:val="0090702F"/>
+    <w:rPr>
+      <w:sz w:val="20"/>
+      <w:szCs w:val="20"/>
+    </w:rPr>
+  </w:style>
+  <w:style w:type="character" w:customStyle="1" w:styleId="CommentTextChar">
+    <w:name w:val="Comment Text Char"/>
+    <w:basedOn w:val="DefaultParagraphFont"/>
+    <w:link w:val="CommentText"/>
+    <w:uiPriority w:val="99"/>
+    <w:rsid w:val="0090702F"/>
+    <w:rPr>
+      <w:sz w:val="20"/>
+      <w:szCs w:val="20"/>
+    </w:rPr>
+  </w:style>
+  <w:style w:type="paragraph" w:styleId="CommentSubject">
+    <w:name w:val="annotation subject"/>
+    <w:basedOn w:val="CommentText"/>
+    <w:next w:val="CommentText"/>
+    <w:link w:val="CommentSubjectChar"/>
+    <w:uiPriority w:val="99"/>
+    <w:semiHidden/>
+    <w:unhideWhenUsed/>
+    <w:rsid w:val="0090702F"/>
+    <w:rPr>
+      <w:b/>
+      <w:bCs/>
+    </w:rPr>
+  </w:style>
+  <w:style w:type="character" w:customStyle="1" w:styleId="CommentSubjectChar">
+    <w:name w:val="Comment Subject Char"/>
+    <w:basedOn w:val="CommentTextChar"/>
+    <w:link w:val="CommentSubject"/>
+    <w:uiPriority w:val="99"/>
+    <w:semiHidden/>
+    <w:rsid w:val="0090702F"/>
+    <w:rPr>
+      <w:b/>
+      <w:bCs/>
+      <w:sz w:val="20"/>
+      <w:szCs w:val="20"/>
+    </w:rPr>
+  </w:style>
+  <w:style w:type="character" w:styleId="Hyperlink">
+    <w:name w:val="Hyperlink"/>
+    <w:basedOn w:val="DefaultParagraphFont"/>
+    <w:uiPriority w:val="99"/>
+    <w:unhideWhenUsed/>
+    <w:rsid w:val="0090702F"/>
+    <w:rPr>
+      <w:color w:val="467886" w:themeColor="hyperlink"/>
+      <w:u w:val="single"/>
+    </w:rPr>
+  </w:style>
+  <w:style w:type="character" w:styleId="UnresolvedMention">
+    <w:name w:val="Unresolved Mention"/>
+    <w:basedOn w:val="DefaultParagraphFont"/>
+    <w:uiPriority w:val="99"/>
+    <w:semiHidden/>
+    <w:unhideWhenUsed/>
+    <w:rsid w:val="0090702F"/>
+    <w:rPr>
+      <w:color w:val="605E5C"/>
+      <w:shd w:val="clear" w:color="auto" w:fill="E1DFDD"/>
     </w:rPr>
   </w:style>
 </w:styles>
@@ -1427,23 +1725,6 @@
 </file>
 
 <file path=customXml/item1.xml><?xml version="1.0" encoding="utf-8"?>
-<p:properties xmlns:p="http://schemas.microsoft.com/office/2006/metadata/properties" xmlns:xsi="http://www.w3.org/2001/XMLSchema-instance" xmlns:pc="http://schemas.microsoft.com/office/infopath/2007/PartnerControls">
-  <documentManagement>
-    <_activity xmlns="0dbab07e-16b0-4014-84a9-72f914761e32" xsi:nil="true"/>
-  </documentManagement>
-</p:properties>
-</file>
-
-<file path=customXml/item2.xml><?xml version="1.0" encoding="utf-8"?>
-<?mso-contentType ?>
-<FormTemplates xmlns="http://schemas.microsoft.com/sharepoint/v3/contenttype/forms">
-  <Display>DocumentLibraryForm</Display>
-  <Edit>DocumentLibraryForm</Edit>
-  <New>DocumentLibraryForm</New>
-</FormTemplates>
-</file>
-
-<file path=customXml/item3.xml><?xml version="1.0" encoding="utf-8"?>
 <ct:contentTypeSchema xmlns:ct="http://schemas.microsoft.com/office/2006/metadata/contentType" xmlns:ma="http://schemas.microsoft.com/office/2006/metadata/properties/metaAttributes" ct:_="" ma:_="" ma:contentTypeName="Dokument" ma:contentTypeID="0x0101007B623EEC2AF35B4FB29E1E1FD3A52E92" ma:contentTypeVersion="9" ma:contentTypeDescription="Ein neues Dokument erstellen." ma:contentTypeScope="" ma:versionID="78020f079c1dc479384e80b2dd853b4a">
   <xsd:schema xmlns:xsd="http://www.w3.org/2001/XMLSchema" xmlns:xs="http://www.w3.org/2001/XMLSchema" xmlns:p="http://schemas.microsoft.com/office/2006/metadata/properties" xmlns:ns3="0dbab07e-16b0-4014-84a9-72f914761e32" xmlns:ns4="d056d688-84d3-4fc5-a444-b7b47b867cc8" targetNamespace="http://schemas.microsoft.com/office/2006/metadata/properties" ma:root="true" ma:fieldsID="f88acdbb8f2e41eddf515aeb41c57cdf" ns3:_="" ns4:_="">
     <xsd:import namespace="0dbab07e-16b0-4014-84a9-72f914761e32"/>
@@ -1638,32 +1919,24 @@
 </ct:contentTypeSchema>
 </file>
 
-<file path=customXml/itemProps1.xml><?xml version="1.0" encoding="utf-8"?>
-<ds:datastoreItem xmlns:ds="http://schemas.openxmlformats.org/officeDocument/2006/customXml" ds:itemID="{A11A74D7-F29B-4358-BE20-6E13F391217A}">
-  <ds:schemaRefs>
-    <ds:schemaRef ds:uri="http://www.w3.org/XML/1998/namespace"/>
-    <ds:schemaRef ds:uri="http://schemas.microsoft.com/office/infopath/2007/PartnerControls"/>
-    <ds:schemaRef ds:uri="http://purl.org/dc/terms/"/>
-    <ds:schemaRef ds:uri="http://schemas.microsoft.com/office/2006/metadata/properties"/>
-    <ds:schemaRef ds:uri="http://schemas.microsoft.com/office/2006/documentManagement/types"/>
-    <ds:schemaRef ds:uri="http://purl.org/dc/elements/1.1/"/>
-    <ds:schemaRef ds:uri="http://schemas.openxmlformats.org/package/2006/metadata/core-properties"/>
-    <ds:schemaRef ds:uri="d056d688-84d3-4fc5-a444-b7b47b867cc8"/>
-    <ds:schemaRef ds:uri="0dbab07e-16b0-4014-84a9-72f914761e32"/>
-    <ds:schemaRef ds:uri="http://purl.org/dc/dcmitype/"/>
-  </ds:schemaRefs>
-</ds:datastoreItem>
+<file path=customXml/item2.xml><?xml version="1.0" encoding="utf-8"?>
+<?mso-contentType ?>
+<FormTemplates xmlns="http://schemas.microsoft.com/sharepoint/v3/contenttype/forms">
+  <Display>DocumentLibraryForm</Display>
+  <Edit>DocumentLibraryForm</Edit>
+  <New>DocumentLibraryForm</New>
+</FormTemplates>
 </file>
 
-<file path=customXml/itemProps2.xml><?xml version="1.0" encoding="utf-8"?>
-<ds:datastoreItem xmlns:ds="http://schemas.openxmlformats.org/officeDocument/2006/customXml" ds:itemID="{F3594F68-E195-4326-A33D-DA860E073D8F}">
-  <ds:schemaRefs>
-    <ds:schemaRef ds:uri="http://schemas.microsoft.com/sharepoint/v3/contenttype/forms"/>
-  </ds:schemaRefs>
-</ds:datastoreItem>
+<file path=customXml/item3.xml><?xml version="1.0" encoding="utf-8"?>
+<p:properties xmlns:p="http://schemas.microsoft.com/office/2006/metadata/properties" xmlns:xsi="http://www.w3.org/2001/XMLSchema-instance" xmlns:pc="http://schemas.microsoft.com/office/infopath/2007/PartnerControls">
+  <documentManagement>
+    <_activity xmlns="0dbab07e-16b0-4014-84a9-72f914761e32" xsi:nil="true"/>
+  </documentManagement>
+</p:properties>
 </file>
 
-<file path=customXml/itemProps3.xml><?xml version="1.0" encoding="utf-8"?>
+<file path=customXml/itemProps1.xml><?xml version="1.0" encoding="utf-8"?>
 <ds:datastoreItem xmlns:ds="http://schemas.openxmlformats.org/officeDocument/2006/customXml" ds:itemID="{DA093CDC-32E1-42A1-8DC7-3CF00BF3181F}">
   <ds:schemaRefs>
     <ds:schemaRef ds:uri="http://schemas.microsoft.com/office/2006/metadata/contentType"/>
@@ -1680,4 +1953,22 @@
     <ds:schemaRef ds:uri="http://schemas.microsoft.com/internal/obd"/>
   </ds:schemaRefs>
 </ds:datastoreItem>
+</file>
+
+<file path=customXml/itemProps2.xml><?xml version="1.0" encoding="utf-8"?>
+<ds:datastoreItem xmlns:ds="http://schemas.openxmlformats.org/officeDocument/2006/customXml" ds:itemID="{F3594F68-E195-4326-A33D-DA860E073D8F}">
+  <ds:schemaRefs>
+    <ds:schemaRef ds:uri="http://schemas.microsoft.com/sharepoint/v3/contenttype/forms"/>
+  </ds:schemaRefs>
+</ds:datastoreItem>
+</file>
+
+<file path=customXml/itemProps3.xml><?xml version="1.0" encoding="utf-8"?>
+<ds:datastoreItem xmlns:ds="http://schemas.openxmlformats.org/officeDocument/2006/customXml" ds:itemID="{A11A74D7-F29B-4358-BE20-6E13F391217A}">
+  <ds:schemaRefs>
+    <ds:schemaRef ds:uri="http://schemas.microsoft.com/office/2006/metadata/properties"/>
+    <ds:schemaRef ds:uri="http://schemas.microsoft.com/office/infopath/2007/PartnerControls"/>
+    <ds:schemaRef ds:uri="0dbab07e-16b0-4014-84a9-72f914761e32"/>
+  </ds:schemaRefs>
+</ds:datastoreItem>
 </file>